--- a/Projeto Impacta.docx
+++ b/Projeto Impacta.docx
@@ -73,10 +73,7 @@
         <w:spacing w:after="0" w:line="240" w:lineRule="auto"/>
       </w:pPr>
       <w:r>
-        <w:t xml:space="preserve">Descrição do projeto: </w:t>
-      </w:r>
-      <w:r>
-        <w:t>O usuário digita o Salário Bruto e o número de dependentes. O sistema calcula os descontos (INSS e IRRF simplificado) e mostra o Salário Líquido.</w:t>
+        <w:t>Descrição do projeto: O usuário digita o Salário Bruto e o número de dependentes. O sistema calcula os descontos (INSS e IRRF simplificado) e mostra o Salário Líquido.</w:t>
       </w:r>
     </w:p>
     <w:p>
@@ -145,6 +142,12 @@
         </w:rPr>
         <w:t xml:space="preserve"> </w:t>
       </w:r>
+      <w:r>
+        <w:rPr>
+          <w:lang w:val="en-US"/>
+        </w:rPr>
+        <w:t>https://trello.com/invite/b/69b56247f282c5ba02420bd8/ATTI05e5e76eb61b619bae5a08eb9ce4f347ED107C69/my-trello-board</w:t>
+      </w:r>
     </w:p>
     <w:p>
       <w:pPr>
@@ -180,6 +183,12 @@
           <w:lang w:val="en-US"/>
         </w:rPr>
         <w:t xml:space="preserve">: </w:t>
+      </w:r>
+      <w:r>
+        <w:rPr>
+          <w:lang w:val="en-US"/>
+        </w:rPr>
+        <w:t>https://github.com/LucasSimoes89/calculadora_salario</w:t>
       </w:r>
     </w:p>
     <w:p>
